--- a/rapports/16_02_2026/ABD/coh_EQ13_sup_081101000028.docx
+++ b/rapports/16_02_2026/ABD/coh_EQ13_sup_081101000028.docx
@@ -25,7 +25,7 @@
         <w:br/>
         <w:t>Grappe: 081101000028</w:t>
         <w:br/>
-        <w:t>Date: 16/02/2026 a 12:40</w:t>
+        <w:t>Date: 16/02/2026 a 12:58</w:t>
       </w:r>
     </w:p>
     <w:p/>
@@ -1608,7 +1608,7 @@
         <w:rPr>
           <w:sz w:val="20"/>
         </w:rPr>
-        <w:t>- L'entreprise enseigner le coran existe dit n'avoir pas fait la revente de marchandises achetées et revendues en état, aussi le montant obtenus sur la vente de produits transformés par l'entreprise  n'a reçu aucune somme sur les reventes (s10q46=0 &amp; s10q48=0 &amp; s10q50=0); alors s'agit-il de quelle entreprise ?</w:t>
+        <w:t>- L'entreprise enseigner le coran existe dit n'avoir pas fait la revente de marchandises achetées et revendues en état, aussi le montant obtenus sur la vente de produits transformés par l'entreprise  n'a reçu aucune somme sur les reventes (s10q46=0 &amp; s10q48=0 &amp; s10q50=0); alors s'agit-il de quelle entreprise ? Le salaire qu'une personne de cette catégorie (10.62) a travaillé(e) dans cette entreprise enseigner le coran est élevé ou faible. Prière de confirmer cette information avec le QG ou de corriger.</w:t>
       </w:r>
     </w:p>
     <w:p>

--- a/rapports/16_02_2026/ABD/coh_EQ13_sup_081101000028.docx
+++ b/rapports/16_02_2026/ABD/coh_EQ13_sup_081101000028.docx
@@ -25,7 +25,7 @@
         <w:br/>
         <w:t>Grappe: 081101000028</w:t>
         <w:br/>
-        <w:t>Date: 16/02/2026 a 12:58</w:t>
+        <w:t>Date: 16/02/2026 a 13:04</w:t>
       </w:r>
     </w:p>
     <w:p/>
@@ -263,6 +263,38 @@
           </w:tcPr>
           <w:p>
             <w:r>
+              <w:t>Section7b</w:t>
+            </w:r>
+          </w:p>
+        </w:tc>
+        <w:tc>
+          <w:tcPr>
+            <w:tcW w:type="dxa" w:w="3324"/>
+          </w:tcPr>
+          <w:p>
+            <w:r>
+              <w:t>Consommation alimentaire - 7 jours</w:t>
+            </w:r>
+          </w:p>
+        </w:tc>
+        <w:tc>
+          <w:tcPr>
+            <w:tcW w:type="dxa" w:w="3324"/>
+          </w:tcPr>
+          <w:p>
+            <w:r>
+              <w:t>12</w:t>
+            </w:r>
+          </w:p>
+        </w:tc>
+      </w:tr>
+      <w:tr>
+        <w:tc>
+          <w:tcPr>
+            <w:tcW w:type="dxa" w:w="3324"/>
+          </w:tcPr>
+          <w:p>
+            <w:r>
               <w:t>Section11</w:t>
             </w:r>
           </w:p>
@@ -316,38 +348,6 @@
           <w:p>
             <w:r>
               <w:t>12</w:t>
-            </w:r>
-          </w:p>
-        </w:tc>
-      </w:tr>
-      <w:tr>
-        <w:tc>
-          <w:tcPr>
-            <w:tcW w:type="dxa" w:w="3324"/>
-          </w:tcPr>
-          <w:p>
-            <w:r>
-              <w:t>Section7b</w:t>
-            </w:r>
-          </w:p>
-        </w:tc>
-        <w:tc>
-          <w:tcPr>
-            <w:tcW w:type="dxa" w:w="3324"/>
-          </w:tcPr>
-          <w:p>
-            <w:r>
-              <w:t>Consommation alimentaire - 7 jours</w:t>
-            </w:r>
-          </w:p>
-        </w:tc>
-        <w:tc>
-          <w:tcPr>
-            <w:tcW w:type="dxa" w:w="3324"/>
-          </w:tcPr>
-          <w:p>
-            <w:r>
-              <w:t>11</w:t>
             </w:r>
           </w:p>
         </w:tc>
@@ -487,7 +487,7 @@
           </w:tcPr>
           <w:p>
             <w:r>
-              <w:t>Section1</w:t>
+              <w:t>Section4c</w:t>
             </w:r>
           </w:p>
         </w:tc>
@@ -497,7 +497,7 @@
           </w:tcPr>
           <w:p>
             <w:r>
-              <w:t>Caracteristiques des membres</w:t>
+              <w:t>Emploi - Activite secondaire</w:t>
             </w:r>
           </w:p>
         </w:tc>
@@ -969,7 +969,7 @@
         <w:rPr>
           <w:sz w:val="20"/>
         </w:rPr>
-        <w:t>- La dernière fois que vous avez acheté Autres céréales est vendeuse du quartier et semble exister dans les modalités, prière de prendre attache avec le QG pour plus d'explication afin de la classer bien. Attention ! Le prix unitaire d'achat (173.3333 Fcfa) de Pain moderne (Baguette) en miche (Moyen) est relativement faible par rapport aux autres prix observés dans cette zone. Prière de corriger ou de confirmer avec le QG. Avertissement!! La quantité (15 litre) du produit Huile d'arachide raffinée consommée  par le ménage semble très élevé, prière de corriger ou confirmer avec le QG. Avertissement!!! Le ménage a consommé 14 Verre ( à thé) taille unique de Sucre en poudre , cette quantité semble anormale pour une consommation des 7 derniers jours.Prière de corriger ou de confirmer avec le QG. Avertissement!!! Le ménage a consommé 7 Paquet Moyen de Thé en sachet, cette quantité semble anormale pour une consommation des 7 derniers jours.Prière de corriger ou de confirmer avec le QG. Avertissement!! le prix unitaire (100 Fcfa) de Thé en sachet (unité: Paquet) de taille Petit est très faible ou élevé. Prière de corriger ou de confirmer avec le QG. Le prix d'achat unitaire (1000 Fcfa) de Sel en Sac (25 Kg) de taille taille unique est très faible, prière de regarder les reponses prises dans les questions s07bq07a s07bq07b s07bq07c s07bq08 pour mieux corriger. Le prix d'achat unitaire (7000 Fcfa) de Viande de mouton en Kg de taille taille unique prière de regarder les reponses prises dans les questions s07bq07a s07bq07b s07bq07c s07bq08 pour mieux corriger. Attention ! Le prix unitaire d'achat (7000 Fcfa) de Viande de mouton en Kg (taille unique) est relativement élevé par rapport aux autres prix observés dans cette zone. Prière de corriger ou de confirmer avec le QG.</w:t>
+        <w:t>- La dernière fois que vous avez acheté Autres céréales est vendeuse du quartier et semble exister dans les modalités, prière de prendre attache avec le QG pour plus d'explication afin de la classer bien. Attention ! Le prix unitaire d'achat (1000 Fcfa) de Café moulu en Kg (taille unique) est relativement faible par rapport aux autres prix observés dans cette zone. Prière de corriger ou de confirmer avec le QG. Attention ! Le prix unitaire d'achat (173.3333 Fcfa) de Pain moderne (Baguette) en miche (Moyen) est relativement faible par rapport aux autres prix observés dans cette zone. Prière de corriger ou de confirmer avec le QG. Attention ! Le prix unitaire d'achat (500 Fcfa) de Silure séché en Morceau (Portion) (Petit) est relativement élevé par rapport aux autres prix observés dans cette zone. Prière de corriger ou de confirmer avec le QG. Avertissement!! La quantité (15 litre) du produit Huile d'arachide raffinée consommée  par le ménage semble très élevé, prière de corriger ou confirmer avec le QG. Avertissement!!! Le ménage a consommé 14 Verre ( à thé) taille unique de Sucre en poudre , cette quantité semble anormale pour une consommation des 7 derniers jours.Prière de corriger ou de confirmer avec le QG. Avertissement!!! Le ménage a consommé 7 Paquet Moyen de Thé en sachet, cette quantité semble anormale pour une consommation des 7 derniers jours.Prière de corriger ou de confirmer avec le QG. Avertissement!! le prix unitaire (100 Fcfa) de Thé en sachet (unité: Paquet) de taille Petit est très faible ou élevé. Prière de corriger ou de confirmer avec le QG. Le prix d'achat unitaire (1000 Fcfa) de Sel en Sac (25 Kg) de taille taille unique est très faible, prière de regarder les reponses prises dans les questions s07bq07a s07bq07b s07bq07c s07bq08 pour mieux corriger. Le prix d'achat unitaire (7000 Fcfa) de Viande de mouton en Kg de taille taille unique prière de regarder les reponses prises dans les questions s07bq07a s07bq07b s07bq07c s07bq08 pour mieux corriger. Attention ! Le prix unitaire d'achat (7000 Fcfa) de Viande de mouton en Kg (taille unique) est relativement élevé par rapport aux autres prix observés dans cette zone. Prière de corriger ou de confirmer avec le QG.</w:t>
       </w:r>
     </w:p>
     <w:p>
@@ -1564,7 +1564,7 @@
         <w:rPr>
           <w:sz w:val="20"/>
         </w:rPr>
-        <w:t>- Attention ! Le prix unitaire d'achat (220 Fcfa) de Pain moderne (Baguette) en miche (Moyen) est relativement élevé par rapport aux autres prix observés dans cette zone. Prière de corriger ou de confirmer avec le QG. Attention ! Soupçons de quantité anormale! Le ménage de TIDIANE THIAM avec une taille de 8 personnes a consommé 2.5 Kg en taille unique de Niébé/Haricots secs qui est relativement élevé comme consommation par rapport à la condition de vie des autres ménages de même taille dans cette zone. Prière de corriger ou de confirmer avec le QG. Avertissement!! La quantité (5 litre) du produit Huile de soja  consommée  par le ménage semble très élevé, prière de corriger ou confirmer avec le QG. Avertissement!!! Le ménage a consommé 8 Pièce Petit de Capitaine frais, cette quantité semble anormale pour une consommation des 7 derniers jours.Prière de corriger ou de confirmer avec le QG. Avertissement!!!Le ménage a consommé 63 Pièce de Petit de Cube alimentaire (Maggi, Jumbo, )  ce qui semble incoherent pour une consommation aucours des 7 derniers jours, prière de verifier et corriger. Avertissement!!! Le ménage a consommé 63 Pièce Petit de Cube alimentaire (Maggi, Jumbo, ), cette quantité semble anormale pour une consommation des 7 derniers jours.Prière de corriger ou de confirmer avec le QG. Le prix d'achat unitaire (700 Fcfa) de Sel en Sac (5 Kg) de taille taille unique est très faible, prière de regarder les reponses prises dans les questions s07bq07a s07bq07b s07bq07c s07bq08 pour mieux corriger.</w:t>
+        <w:t>- Attention ! Le prix unitaire d'achat (220 Fcfa) de Pain moderne (Baguette) en miche (Moyen) est relativement élevé par rapport aux autres prix observés dans cette zone. Prière de corriger ou de confirmer avec le QG. Attention ! Soupçons de quantité anormale! Le ménage de TIDIANE THIAM avec une taille de 8 personnes a consommé 2.5 Kg en taille unique de Niébé/Haricots secs qui est relativement élevé comme consommation par rapport à la condition de vie des autres ménages de même taille dans cette zone. Prière de corriger ou de confirmer avec le QG. Attention ! Soupçons de quantité anormale! Le ménage de TIDIANE THIAM avec une taille de 8 personnes a consommé 21 Sachets en Petit de Piment séché qui est relativement élevé comme consommation par rapport à la condition de vie des autres ménages de même taille dans cette zone. Prière de corriger ou de confirmer avec le QG. Attention ! Soupçons de quantité anormale! Le ménage de TIDIANE THIAM avec une taille de 8 personnes a consommé 21 Sachets en Petit de Poivre qui est relativement élevé comme consommation par rapport à la condition de vie des autres ménages de même taille dans cette zone. Prière de corriger ou de confirmer avec le QG. Avertissement!! La quantité (5 litre) du produit Huile de soja  consommée  par le ménage semble très élevé, prière de corriger ou confirmer avec le QG. Avertissement!!! Le ménage a consommé 8 Pièce Petit de Capitaine frais, cette quantité semble anormale pour une consommation des 7 derniers jours.Prière de corriger ou de confirmer avec le QG. Avertissement!!!Le ménage a consommé 63 Pièce de Petit de Cube alimentaire (Maggi, Jumbo, )  ce qui semble incoherent pour une consommation aucours des 7 derniers jours, prière de verifier et corriger. Avertissement!!! Le ménage a consommé 63 Pièce Petit de Cube alimentaire (Maggi, Jumbo, ), cette quantité semble anormale pour une consommation des 7 derniers jours.Prière de corriger ou de confirmer avec le QG. Le prix d'achat unitaire (700 Fcfa) de Sel en Sac (5 Kg) de taille taille unique est très faible, prière de regarder les reponses prises dans les questions s07bq07a s07bq07b s07bq07c s07bq08 pour mieux corriger.</w:t>
       </w:r>
     </w:p>
     <w:p>
@@ -1608,7 +1608,7 @@
         <w:rPr>
           <w:sz w:val="20"/>
         </w:rPr>
-        <w:t>- L'entreprise enseigner le coran existe dit n'avoir pas fait la revente de marchandises achetées et revendues en état, aussi le montant obtenus sur la vente de produits transformés par l'entreprise  n'a reçu aucune somme sur les reventes (s10q46=0 &amp; s10q48=0 &amp; s10q50=0); alors s'agit-il de quelle entreprise ? Le salaire qu'une personne de cette catégorie (10.62) a travaillé(e) dans cette entreprise enseigner le coran est élevé ou faible. Prière de confirmer cette information avec le QG ou de corriger.</w:t>
+        <w:t>- L'entreprise enseigner le coran existe dit n'avoir pas fait la revente de marchandises achetées et revendues en état, aussi le montant obtenus sur la vente de produits transformés par l'entreprise  n'a reçu aucune somme sur les reventes (s10q46=0 &amp; s10q48=0 &amp; s10q50=0); alors s'agit-il de quelle entreprise ?</w:t>
       </w:r>
     </w:p>
     <w:p>
@@ -1698,9 +1698,7 @@
         <w:rPr>
           <w:sz w:val="20"/>
         </w:rPr>
-        <w:t xml:space="preserve">- Attention ! Abreuvoir / Mangeoire a été revendu à 11000 Fcfa qui est relativement élevé par rapport aux autres prix de revente observés dans cette zone. Prière de corriger ou de confirmer avec le QG. </w:t>
-        <w:br/>
-        <w:t>- Attention ! Semoir a été revendu à 80000 Fcfa qui est relativement élevé par rapport aux autres prix de revente observés dans cette zone. Prière de corriger ou de confirmer avec le QG.</w:t>
+        <w:t>- Attention ! Abreuvoir / Mangeoire a été revendu à 11000 Fcfa qui est relativement élevé par rapport aux autres prix de revente observés dans cette zone. Prière de corriger ou de confirmer avec le QG.</w:t>
       </w:r>
     </w:p>
     <w:p>
@@ -2174,7 +2172,7 @@
         <w:rPr>
           <w:sz w:val="20"/>
         </w:rPr>
-        <w:t>- Attention ! Le prix unitaire d'achat (100 Fcfa) de Choux en Pièce (Moyen) est relativement faible par rapport aux autres prix observés dans cette zone. Prière de corriger ou de confirmer avec le QG. Attention ! Le prix unitaire d'achat (1000 Fcfa) de Pastèque en Pièce (Moyen) est relativement élevé par rapport aux autres prix observés dans cette zone. Prière de corriger ou de confirmer avec le QG. Avertissement!! La quantité (3.5 litre) du produit Huile d'arachide raffinée consommée  par le ménage semble très élevé, prière de corriger ou confirmer avec le QG. Incohérence!! Dans ce ménage, chaque individus consomme par jour .5142857 Kg  de cereale; Prière de revoir les quantités prises de ces produits. Incohérence!! Dans ce ménage, chaque individus consomme par jour .5142857 Kg  de cereale; Prière de revoir les quantités prises de ces produits.</w:t>
+        <w:t>- Attention ! Le prix unitaire d'achat (2400 Fcfa) de Ail en Kg (taille unique) est relativement élevé par rapport aux autres prix observés dans cette zone. Prière de corriger ou de confirmer avec le QG. Attention ! Soupçons de quantité anormale! Le ménage de ABDOU KARIM NIANG avec une taille de 5 personnes a consommé 5 Kg en taille unique de Sucre en poudre  qui est relativement élevé comme consommation par rapport à la condition de vie des autres ménages de même taille dans cette zone. Prière de corriger ou de confirmer avec le QG. Avertissement!! La quantité (3.5 litre) du produit Huile d'arachide raffinée consommée  par le ménage semble très élevé, prière de corriger ou confirmer avec le QG. Incohérence!! Dans ce ménage, chaque individus consomme par jour .5142857 Kg  de cereale; Prière de revoir les quantités prises de ces produits. Incohérence!! Dans ce ménage, chaque individus consomme par jour .5142857 Kg  de cereale; Prière de revoir les quantités prises de ces produits.</w:t>
       </w:r>
     </w:p>
     <w:p>
@@ -2280,6 +2278,27 @@
           <w:sz w:val="20"/>
         </w:rPr>
         <w:t>- En cas de coupure de courant du réseau, la source d’énergie que le ménage utilise est LAMPE TELEPHONE et semble exister dans les modalités, prière de prendre attache avec le QG pour plus d'explication afin de la classer bien.</w:t>
+      </w:r>
+    </w:p>
+    <w:p>
+      <w:r>
+        <w:rPr>
+          <w:b/>
+          <w:color w:val="4672C4"/>
+          <w:sz w:val="22"/>
+        </w:rPr>
+        <w:t>&gt;&gt; Section12 - Actifs du menage</w:t>
+      </w:r>
+    </w:p>
+    <w:p>
+      <w:pPr>
+        <w:ind w:left="283"/>
+      </w:pPr>
+      <w:r>
+        <w:rPr>
+          <w:sz w:val="20"/>
+        </w:rPr>
+        <w:t>- Attention ! Tapis a été achété à 30000 Fcfa est relativement élevé par rapport aux autres prix d'achat observés dans cette zone. Prière de corriger ou de confirmer avec le QG.</w:t>
       </w:r>
     </w:p>
     <w:p>
@@ -3561,7 +3580,7 @@
         <w:rPr>
           <w:sz w:val="20"/>
         </w:rPr>
-        <w:t>- Attention ! Le prix unitaire d'achat (400 Fcfa) de Pastèque en Pièce (Moyen) est relativement faible par rapport aux autres prix observés dans cette zone. Prière de corriger ou de confirmer avec le QG. Avertissement!! La quantité (6 litre) du produit Huile d'arachide raffinée consommée  par le ménage semble très élevé, prière de corriger ou confirmer avec le QG.</w:t>
+        <w:t>- Attention ! Le prix unitaire d'achat (1000 Fcfa) de Ail en Kg (taille unique) est relativement faible par rapport aux autres prix observés dans cette zone. Prière de corriger ou de confirmer avec le QG. Attention ! Le prix unitaire d'achat (250 Fcfa) de Spaghettis en Sachets industriel (Moyen) est relativement faible par rapport aux autres prix observés dans cette zone. Prière de corriger ou de confirmer avec le QG. Avertissement!! La quantité (6 litre) du produit Huile d'arachide raffinée consommée  par le ménage semble très élevé, prière de corriger ou confirmer avec le QG.</w:t>
       </w:r>
     </w:p>
     <w:p>
@@ -3625,6 +3644,29 @@
           <w:sz w:val="20"/>
         </w:rPr>
         <w:t>- En cas de coupure de courant du réseau, la source d’énergie que le ménage utilise est LAMPE PORTABLE et semble exister dans les modalités, prière de prendre attache avec le QG pour plus d'explication afin de la classer bien.</w:t>
+      </w:r>
+    </w:p>
+    <w:p>
+      <w:r>
+        <w:rPr>
+          <w:b/>
+          <w:color w:val="4672C4"/>
+          <w:sz w:val="22"/>
+        </w:rPr>
+        <w:t>&gt;&gt; Section12 - Actifs du menage</w:t>
+      </w:r>
+    </w:p>
+    <w:p>
+      <w:pPr>
+        <w:ind w:left="283"/>
+      </w:pPr>
+      <w:r>
+        <w:rPr>
+          <w:sz w:val="20"/>
+        </w:rPr>
+        <w:t xml:space="preserve">- Attention ! Armoires et autres meubles a été achété à 500000 Fcfa est relativement élevé par rapport aux autres prix d'achat observés dans cette zone. Prière de corriger ou de confirmer avec le QG. Attention ! Armoires et autres meubles a été revendu à 500000 Fcfa qui est relativement élevé par rapport aux autres prix de revente observés dans cette zone. Prière de corriger ou de confirmer avec le QG. </w:t>
+        <w:br/>
+        <w:t>- Attention ! Lit a été revendu à 500000 Fcfa qui est relativement élevé par rapport aux autres prix de revente observés dans cette zone. Prière de corriger ou de confirmer avec le QG.</w:t>
       </w:r>
     </w:p>
     <w:p>
@@ -4248,7 +4290,7 @@
         <w:rPr>
           <w:sz w:val="20"/>
         </w:rPr>
-        <w:t xml:space="preserve">- Attention ! Appareil TV a été achété à 150000 Fcfa est relativement élevé par rapport aux autres prix d'achat observés dans cette zone. Prière de corriger ou de confirmer avec le QG. </w:t>
+        <w:t xml:space="preserve">- Attention ! Lit a été revendu à 500000 Fcfa qui est relativement élevé par rapport aux autres prix de revente observés dans cette zone. Prière de corriger ou de confirmer avec le QG. </w:t>
         <w:br/>
         <w:t xml:space="preserve">- Attention ! Radio simple/Radiocassette a été achété à 70000 Fcfa est relativement élevé par rapport aux autres prix d'achat observés dans cette zone. Prière de corriger ou de confirmer avec le QG. </w:t>
         <w:br/>
@@ -4619,27 +4661,6 @@
           <w:color w:val="4672C4"/>
           <w:sz w:val="22"/>
         </w:rPr>
-        <w:t>&gt;&gt; Section1 - Caracteristiques des membres</w:t>
-      </w:r>
-    </w:p>
-    <w:p>
-      <w:pPr>
-        <w:ind w:left="283"/>
-      </w:pPr>
-      <w:r>
-        <w:rPr>
-          <w:sz w:val="20"/>
-        </w:rPr>
-        <w:t>- Attention ! Le montant (4000 Fcfa) dépensé ou reçu en cadeau pour les recharges internet ou de forfaits de données mobiles(hors appels vocaux), aucours des 30 derniers jours de  KHADIM SYLLA MBENGUE est relativement élevé par rapport aux autres montants depansés observés dans cette zone. Prière de corriger ou de confirmer avec le QG.</w:t>
-      </w:r>
-    </w:p>
-    <w:p>
-      <w:r>
-        <w:rPr>
-          <w:b/>
-          <w:color w:val="4672C4"/>
-          <w:sz w:val="22"/>
-        </w:rPr>
         <w:t>&gt;&gt; Section2 - Education</w:t>
       </w:r>
     </w:p>
@@ -4653,7 +4674,7 @@
         </w:rPr>
         <w:t xml:space="preserve">- Peu probable! BAYE THIELLOU MBENGUE  n'arrive pas  à comprendre un petit texte lu dans une langue locale (s02q03). Veuillez corriger ou donner des explications au QG. Dans les milieux urbains c'est peu probable de voir une école dont les élèves ou étudiants ne dépensent pas en frais d'uniformes, prière de verifier pour BAYE THIELLOU MBENGUE et corriger ou confirmer avec le QG. </w:t>
         <w:br/>
-        <w:t xml:space="preserve">- Peu probable! KHADIM SYLLA MBENGUE  n'arrive pas  à comprendre un petit texte lu dans une langue locale (s02q03). Veuillez corriger ou donner des explications au QG. Dans les milieux urbains c'est peu probable de voir une école dont les élèves ou étudiants ne dépensent pas en frais d'uniformes, prière de verifier pour KHADIM SYLLA MBENGUE et corriger ou confirmer avec le QG. </w:t>
+        <w:t xml:space="preserve">- Peu probable! KHADIM SYLLA MBENGUE  n'arrive pas  à comprendre un petit texte lu dans une langue locale (s02q03). Veuillez corriger ou donner des explications au QG. Dans les milieux urbains c'est peu probable de voir une école dont les élèves ou étudiants ne dépensent pas en frais d'uniformes, prière de verifier pour KHADIM SYLLA MBENGUE et corriger ou confirmer avec le QG. Attention ! Le frais de scolarité (145000 Fcfa) de KHADIM SYLLA MBENGUE en 3ème année de Secondaire 2 Général est relativement élevé par rapport aux autres frais de scolarités observés dans cette zone. Prière de corriger ou de confirmer avec le QG. </w:t>
         <w:br/>
         <w:t xml:space="preserve">- Peu probable! MOUSTAPHA MBENGUE  n'arrive pas  à comprendre un petit texte lu dans une langue locale (s02q03). Veuillez corriger ou donner des explications au QG. Peu probable! MOUSTAPHA MBENGUE  ne sait ni lire, ni écrire, ni comprendre dans aucune des langues  (s02q01,s02q02,s02q03). Veuillez corriger ou donner des explications au QG. </w:t>
         <w:br/>
@@ -4724,7 +4745,7 @@
         <w:rPr>
           <w:sz w:val="20"/>
         </w:rPr>
-        <w:t>- Attention ! Le prix unitaire d'achat (500 Fcfa) de Patate douce en Tas (Moyen) est relativement élevé par rapport aux autres prix observés dans cette zone. Prière de corriger ou de confirmer avec le QG. Attention ! Le prix unitaire d'achat (500 Fcfa) de Poireau en Tas (Moyen) est relativement élevé par rapport aux autres prix observés dans cette zone. Prière de corriger ou de confirmer avec le QG. Avertissement!!! Le ménage a consommé 7 Paquet Petit de Thé en sachet, cette quantité semble anormale pour une consommation des 7 derniers jours.Prière de corriger ou de confirmer avec le QG. Avertissement!! le prix unitaire (100 Fcfa) de Thé en sachet (unité: Paquet) de taille Petit est très faible ou élevé. Prière de corriger ou de confirmer avec le QG. Le prix d'achat unitaire (1000 Fcfa) de Sel en Sac (5 Kg) de taille taille unique est très faible, prière de regarder les reponses prises dans les questions s07bq07a s07bq07b s07bq07c s07bq08 pour mieux corriger.</w:t>
+        <w:t>- Attention ! Le prix unitaire d'achat (500 Fcfa) de Carotte en Tas (Moyen) est relativement élevé par rapport aux autres prix observés dans cette zone. Prière de corriger ou de confirmer avec le QG. Attention ! Le prix unitaire d'achat (500 Fcfa) de Poireau en Tas (Moyen) est relativement élevé par rapport aux autres prix observés dans cette zone. Prière de corriger ou de confirmer avec le QG. Avertissement!!! Le ménage a consommé 7 Paquet Petit de Thé en sachet, cette quantité semble anormale pour une consommation des 7 derniers jours.Prière de corriger ou de confirmer avec le QG. Avertissement!! le prix unitaire (100 Fcfa) de Thé en sachet (unité: Paquet) de taille Petit est très faible ou élevé. Prière de corriger ou de confirmer avec le QG. Le prix d'achat unitaire (1000 Fcfa) de Sel en Sac (5 Kg) de taille taille unique est très faible, prière de regarder les reponses prises dans les questions s07bq07a s07bq07b s07bq07c s07bq08 pour mieux corriger.</w:t>
       </w:r>
     </w:p>
     <w:p>
@@ -5696,7 +5717,7 @@
         <w:rPr>
           <w:sz w:val="20"/>
         </w:rPr>
-        <w:t>- Il est obligatoire de prendre les coordonnées Gps avant d'administrer le questionnaire. Prière de prendre les coordonnées GPS.</w:t>
+        <w:t>- Le questionnaire semble ne pas être complètement fini mais le questionnaire est en statut complet, prière de compléter le questionnaire. Il est obligatoire de prendre les coordonnées Gps avant d'administrer le questionnaire. Prière de prendre les coordonnées GPS.</w:t>
       </w:r>
     </w:p>
     <w:p>
@@ -5723,7 +5744,7 @@
         <w:br/>
         <w:t xml:space="preserve">- Peu probable! FATOU SECK  n'arrive pas  à comprendre un petit texte lu dans une langue locale (s02q03). Veuillez corriger ou donner des explications au QG. Peu probable! FATOU SECK  ne sait ni lire, ni écrire, ni comprendre dans aucune des langues  (s02q01,s02q02,s02q03). Veuillez corriger ou donner des explications au QG. </w:t>
         <w:br/>
-        <w:t xml:space="preserve">- Peu probable! GOR YALLA FAYE  n'arrive pas  à comprendre un petit texte lu dans une langue locale (s02q03). Veuillez corriger ou donner des explications au QG. Dans les milieux urbains c'est peu probable de voir une école dont les élèves ou étudiants ne dépensent pas en frais d'uniformes, prière de verifier pour GOR YALLA FAYE et corriger ou confirmer avec le QG. Attention ! Le frais de scolarité (2000 Fcfa) de GOR YALLA FAYE en 3ème année de Primaire est relativement élevé par rapport aux autres frais de scolarités observés dans cette zone. Prière de corriger ou de confirmer avec le QG. </w:t>
+        <w:t xml:space="preserve">- Peu probable! GOR YALLA FAYE  n'arrive pas  à comprendre un petit texte lu dans une langue locale (s02q03). Veuillez corriger ou donner des explications au QG. Dans les milieux urbains c'est peu probable de voir une école dont les élèves ou étudiants ne dépensent pas en frais d'uniformes, prière de verifier pour GOR YALLA FAYE et corriger ou confirmer avec le QG. </w:t>
         <w:br/>
         <w:t xml:space="preserve">- Peu probable! LICKA FAYE  n'arrive pas  à comprendre un petit texte lu dans une langue locale (s02q03). Veuillez corriger ou donner des explications au QG. Dans les milieux urbains c'est peu probable de voir une école dont les élèves ou étudiants ne dépensent pas en frais d'uniformes, prière de verifier pour LICKA FAYE et corriger ou confirmer avec le QG. </w:t>
         <w:br/>
@@ -5835,6 +5856,27 @@
           <w:color w:val="4672C4"/>
           <w:sz w:val="22"/>
         </w:rPr>
+        <w:t>&gt;&gt; Section7b - Consommation alimentaire - 7 jours</w:t>
+      </w:r>
+    </w:p>
+    <w:p>
+      <w:pPr>
+        <w:ind w:left="283"/>
+      </w:pPr>
+      <w:r>
+        <w:rPr>
+          <w:sz w:val="20"/>
+        </w:rPr>
+        <w:t>- Attention ! Le prix unitaire d'achat (350 Fcfa) de Café moulu en Sachets (Petit) est relativement élevé par rapport aux autres prix observés dans cette zone. Prière de corriger ou de confirmer avec le QG.</w:t>
+      </w:r>
+    </w:p>
+    <w:p>
+      <w:r>
+        <w:rPr>
+          <w:b/>
+          <w:color w:val="4672C4"/>
+          <w:sz w:val="22"/>
+        </w:rPr>
         <w:t>&gt;&gt; Section9c - Depenses non-alimentaires - 30 jours</w:t>
       </w:r>
     </w:p>
@@ -5951,7 +5993,7 @@
         <w:rPr>
           <w:sz w:val="20"/>
         </w:rPr>
-        <w:t>- Le prix d'achat de l'article  Radio simple/Radiocassette ne doit pas être égal 0 même si le ménage l'a reçu en cadeau prière de leurs aider à faire une estimations. Avertissement!!! Le prix d'achat (0) de l'article  Radio simple/Radiocassette est inférieur aux prix de revente (25000)  avec l'âge du bien atteignant 7 ans. Prière de vérifier ou confirmer avec l'enquêté et mettre les bonnes valeurs après verification, s'il le faut. Le prix d'achat de l'article  Radio simple/Radiocassette est nul (achété à 0fcfa) mais le prix de revente est different de 0 impossible, prière de verifier et corriger.</w:t>
+        <w:t>- Le prix d'achat de l'article  Radio simple/Radiocassette ne doit pas être égal 0 même si le ménage l'a reçu en cadeau prière de leurs aider à faire une estimations. Avertissement!!! Le prix d'achat (0) de l'article  Radio simple/Radiocassette est inférieur aux prix de revente (25000)  avec l'âge du bien atteignant 7 ans. Prière de vérifier ou confirmer avec l'enquêté et mettre les bonnes valeurs après verification, s'il le faut. Le prix d'achat de l'article  Radio simple/Radiocassette est nul (achété à 0fcfa) mais le prix de revente est different de 0 impossible, prière de verifier et corriger. Attention ! Radio simple/Radiocassette a été revendu à 25000 Fcfa qui est relativement élevé par rapport aux autres prix de revente observés dans cette zone. Prière de corriger ou de confirmer avec le QG.</w:t>
       </w:r>
     </w:p>
     <w:p>
@@ -6480,7 +6522,7 @@
         <w:rPr>
           <w:sz w:val="20"/>
         </w:rPr>
-        <w:t>- Attention ! Le prix unitaire d'achat (200 Fcfa) de Pain moderne (Baguette) en miche (Moyen) est relativement élevé par rapport aux autres prix observés dans cette zone. Prière de corriger ou de confirmer avec le QG. Attention ! Le prix unitaire d'achat (37.5 Fcfa) de Cube alimentaire (Maggi, Jumbo, ) en Cube (Moyen) est relativement élevé par rapport aux autres prix observés dans cette zone. Prière de corriger ou de confirmer avec le QG. Attention ! Le prix unitaire d'achat (50 Fcfa) de Ail en Gousse (Moyen) est relativement faible par rapport aux autres prix observés dans cette zone. Prière de corriger ou de confirmer avec le QG. Attention ! Le prix unitaire d'achat (50 Fcfa) de Carotte en Pièce (Petit) est relativement faible par rapport aux autres prix observés dans cette zone. Prière de corriger ou de confirmer avec le QG. Avertissement!!! Le ménage a consommé 10 Pièce Petit de Capitaine frais, cette quantité semble anormale pour une consommation des 7 derniers jours.Prière de corriger ou de confirmer avec le QG. Avertissement!!! Le ménage a consommé 7 Paquet Petit de Thé en sachet, cette quantité semble anormale pour une consommation des 7 derniers jours.Prière de corriger ou de confirmer avec le QG. Avertissement!! le prix unitaire (100 Fcfa) de Thé en sachet (unité: Paquet) de taille Petit est très faible ou élevé. Prière de corriger ou de confirmer avec le QG.</w:t>
+        <w:t>- Attention ! Le prix unitaire d'achat (200 Fcfa) de Pain moderne (Baguette) en miche (Moyen) est relativement élevé par rapport aux autres prix observés dans cette zone. Prière de corriger ou de confirmer avec le QG. Attention ! Le prix unitaire d'achat (200 Fcfa) de Sel en Sachets (Petit) est relativement élevé par rapport aux autres prix observés dans cette zone. Prière de corriger ou de confirmer avec le QG. Attention ! Le prix unitaire d'achat (37.5 Fcfa) de Cube alimentaire (Maggi, Jumbo, ) en Cube (Moyen) est relativement élevé par rapport aux autres prix observés dans cette zone. Prière de corriger ou de confirmer avec le QG. Attention ! Le prix unitaire d'achat (50 Fcfa) de Ail en Gousse (Moyen) est relativement faible par rapport aux autres prix observés dans cette zone. Prière de corriger ou de confirmer avec le QG. Avertissement!!! Le ménage a consommé 10 Pièce Petit de Capitaine frais, cette quantité semble anormale pour une consommation des 7 derniers jours.Prière de corriger ou de confirmer avec le QG. Avertissement!!! Le ménage a consommé 7 Paquet Petit de Thé en sachet, cette quantité semble anormale pour une consommation des 7 derniers jours.Prière de corriger ou de confirmer avec le QG. Avertissement!! le prix unitaire (100 Fcfa) de Thé en sachet (unité: Paquet) de taille Petit est très faible ou élevé. Prière de corriger ou de confirmer avec le QG.</w:t>
       </w:r>
     </w:p>
     <w:p>
@@ -7135,7 +7177,7 @@
         <w:rPr>
           <w:sz w:val="20"/>
         </w:rPr>
-        <w:t>- Incohérence!! Dans ce ménage, chaque individus consomme par jour 1 Kg  de cereale; Prière de revoir les quantités prises de ces produits. Le ménage a consommé 1 Sac (25 Kg) taille unique de Sel, cette quantité semble anormale pour une consommation des 7 derniers jours. prière de verifier et corriger ou confirmer avec le QG. Difficile de consommer le Sel en Sac (25 Kg) taille unique prière de verifier.</w:t>
+        <w:t>- Attention ! Le prix unitaire d'achat (1000 Fcfa) de Ail en Kg (taille unique) est relativement faible par rapport aux autres prix observés dans cette zone. Prière de corriger ou de confirmer avec le QG. Attention ! Soupçons de quantité anormale! Le ménage de ASTOU FALL avec une taille de 2 personnes a consommé 14 miche en Moyen de Pain moderne (Baguette) qui est relativement élevé comme consommation par rapport à la condition de vie des autres ménages de même taille dans cette zone. Prière de corriger ou de confirmer avec le QG. Attention ! Soupçons de quantité anormale! Le ménage de ASTOU FALL avec une taille de 2 personnes a consommé 3 Kg en taille unique de Sucre en poudre  qui est relativement élevé comme consommation par rapport à la condition de vie des autres ménages de même taille dans cette zone. Prière de corriger ou de confirmer avec le QG. Incohérence!! Dans ce ménage, chaque individus consomme par jour 1 Kg  de cereale; Prière de revoir les quantités prises de ces produits. Le ménage a consommé 1 Sac (25 Kg) taille unique de Sel, cette quantité semble anormale pour une consommation des 7 derniers jours. prière de verifier et corriger ou confirmer avec le QG. Difficile de consommer le Sel en Sac (25 Kg) taille unique prière de verifier.</w:t>
       </w:r>
     </w:p>
     <w:p>
@@ -7684,7 +7726,7 @@
         <w:rPr>
           <w:sz w:val="20"/>
         </w:rPr>
-        <w:t>- Attention ! Le prix unitaire d'achat (125 Fcfa) de Aubergine   en Pièce (Moyen) est relativement élevé par rapport aux autres prix observés dans cette zone. Prière de corriger ou de confirmer avec le QG. Attention ! Le prix unitaire d'achat (125 Fcfa) de Aubergine sauvage  en Pièce (Moyen) est relativement élevé par rapport aux autres prix observés dans cette zone. Prière de corriger ou de confirmer avec le QG. Attention ! Le prix unitaire d'achat (125 Fcfa) de Carotte en Pièce (Moyen) est relativement élevé par rapport aux autres prix observés dans cette zone. Prière de corriger ou de confirmer avec le QG. Attention ! Le prix unitaire d'achat (125 Fcfa) de Patate douce en Pièce (Moyen) est relativement élevé par rapport aux autres prix observés dans cette zone. Prière de corriger ou de confirmer avec le QG. Attention ! Le prix unitaire d'achat (2400 Fcfa) de Sucre en poudre  en Kg (taille unique) est relativement élevé par rapport aux autres prix observés dans cette zone. Prière de corriger ou de confirmer avec le QG. Attention ! Le prix unitaire d'achat (300 Fcfa) de Pastèque en Pièce (Moyen) est relativement faible par rapport aux autres prix observés dans cette zone. Prière de corriger ou de confirmer avec le QG. Avertissement!! La quantité (14 litre) du produit Huile de soja  consommée  par le ménage semble très élevé, prière de corriger ou confirmer avec le QG. Avertissement!!! Le ménage a consommé 1 Paquet Petit de Thé en sachet, cette quantité semble anormale pour une consommation des 7 derniers jours.Prière de corriger ou de confirmer avec le QG. Avertissement!! le prix unitaire (175 Fcfa) de Thé en sachet (unité: Paquet) de taille Petit est très faible ou élevé. Prière de corriger ou de confirmer avec le QG. Le prix d'achat unitaire (700 Fcfa) de Sel en Sac (5 Kg) de taille taille unique est très faible, prière de regarder les reponses prises dans les questions s07bq07a s07bq07b s07bq07c s07bq08 pour mieux corriger.</w:t>
+        <w:t>- Attention ! Le prix unitaire d'achat (125 Fcfa) de Aubergine   en Pièce (Moyen) est relativement élevé par rapport aux autres prix observés dans cette zone. Prière de corriger ou de confirmer avec le QG. Attention ! Le prix unitaire d'achat (2400 Fcfa) de Sucre en poudre  en Kg (taille unique) est relativement élevé par rapport aux autres prix observés dans cette zone. Prière de corriger ou de confirmer avec le QG. Attention ! Soupçons de quantité anormale! Le ménage de Mayoro Mbengue avec une taille de 8 personnes a consommé 10 Verre ( à thé) en taille unique de Vinaigre de vin qui est relativement élevé comme consommation par rapport à la condition de vie des autres ménages de même taille dans cette zone. Prière de corriger ou de confirmer avec le QG. Avertissement!! La quantité (14 litre) du produit Huile de soja  consommée  par le ménage semble très élevé, prière de corriger ou confirmer avec le QG. Attention ! Soupçons de quantité anormale! Le ménage de Mayoro Mbengue avec une taille de 8 personnes a consommé 14 Litre en taille unique de Huile de soja  qui est relativement élevé comme consommation par rapport à la condition de vie des autres ménages de même taille dans cette zone. Prière de corriger ou de confirmer avec le QG. Avertissement!!! Le ménage a consommé 1 Paquet Petit de Thé en sachet, cette quantité semble anormale pour une consommation des 7 derniers jours.Prière de corriger ou de confirmer avec le QG. Avertissement!! le prix unitaire (175 Fcfa) de Thé en sachet (unité: Paquet) de taille Petit est très faible ou élevé. Prière de corriger ou de confirmer avec le QG. Le prix d'achat unitaire (700 Fcfa) de Sel en Sac (5 Kg) de taille taille unique est très faible, prière de regarder les reponses prises dans les questions s07bq07a s07bq07b s07bq07c s07bq08 pour mieux corriger.</w:t>
       </w:r>
     </w:p>
     <w:p>
